--- a/Documentos/Minuta Licenciamiento-Lorena Roa.docx
+++ b/Documentos/Minuta Licenciamiento-Lorena Roa.docx
@@ -982,7 +982,7 @@
           <w:sz w:val="22"/>
           <w:szCs w:val="22"/>
         </w:rPr>
-        <w:t xml:space="preserve">Marco formal de compromisos de calidad y tiempos de respuesta en la prestación del soporte técnico, conforme a los niveles de criticidad definidos en la Cláusula Séptima del presente contrato.</w:t>
+        <w:t>Marco formal de compromisos de calidad y tiempos de respuestá en la prestación del soporte técnico, conforme a los niveles de criticidad definidos en la Cláusula Séptima del presente contrato.</w:t>
       </w:r>
     </w:p>
     <w:p>
@@ -1229,7 +1229,7 @@
           <w:sz w:val="22"/>
           <w:szCs w:val="22"/>
         </w:rPr>
-        <w:t xml:space="preserve">Panel principal (Dashboard) con visualización de cursos sugeridos y recomendaciones académicas personalizadas.</w:t>
+        <w:t>Panel principal (Dashboard) con visualización de cursos sugeridos y recomendaciones académicas personalizadas.</w:t>
       </w:r>
     </w:p>
     <w:p>
@@ -1385,7 +1385,7 @@
           <w:sz w:val="22"/>
           <w:szCs w:val="22"/>
         </w:rPr>
-        <w:t xml:space="preserve">El SARC opera como sistema complementario al sistema académico oficial de UNISABANETA, sin pretender reemplazarlo. La versión 1.0.0 objeto de este contrato NO incluye: gestión de contenido por parte de docentes, módulos de pago en línea, videoconferencias integradas, foros académicos ni análisis predictivo avanzado de deserción estudiantil. El alcance técnico de versiones futuras deberá ser acordado mediante adenda al presente contrato.</w:t>
+        <w:t>El SARC opera como sistema complementario al sistema académico oficial de UNISABANETA, sin pretender reemplazarlo. La versión 1.0.0 objeto de este contrato NO incluye: gestión de contenido por parte de docentes, módulos de pago en línea, videoconferencias integradas, foros académicos ni análisis predictivo avanzado de deserción estudiantil. El alcance técnico de versiónes futuras deberá ser acordado mediante adenda al presente contrato.</w:t>
       </w:r>
     </w:p>
     <w:p>
@@ -1444,7 +1444,7 @@
           <w:sz w:val="22"/>
           <w:szCs w:val="22"/>
         </w:rPr>
-        <w:t xml:space="preserve">LA DESARROLLADORA otorga a LA INSTITUCIÓN una licencia de uso de tipo propietaria, no exclusiva, intransferible e institucional sobre el software SARC, versión 1.0.0. Esta licencia es de naturaleza académica y se concede sin ánimo de lucro, en reconocimiento del carácter formativo del proyecto y del vínculo institucional entre las partes. La presente licencia no confiere a LA INSTITUCIÓN ningún derecho de propiedad sobre el software, ni sobre su código fuente, documentación técnica, arquitectura o cualquier componente intelectual asociado.</w:t>
+        <w:t>LA DESARROLLADORA otorga a LA INSTITUCIÓN una licencia de uso de tipo propietaria, no exclusiva, intransferible e institucional sobre el software SARC, versión 1.0.0. Está licencia es de naturaleza académica y se concede sin ánimo de lucro, en reconocimiento del carácter formativo del proyecto y del vínculo institucional entre las partes. La presente licencia no confiere a LA INSTITUCIÓN ningún derecho de propiedad sobre el software, ni sobre su código fuente, documentación técnica, arquitectura o cualquier componente intelectual asociado.</w:t>
       </w:r>
     </w:p>
     <w:p>
@@ -1524,7 +1524,7 @@
           <w:sz w:val="22"/>
           <w:szCs w:val="22"/>
         </w:rPr>
-        <w:t>Personal administrativo solo en versiones futuras o mediante gestión externa de Firebase; la versión 1.0.0 no incluye panel administrativo.</w:t>
+        <w:t>Personal administrativo solo en versiónes futuras o mediante gestión externa de Firebase; la versión 1.0.0 no incluye panel administrativo.</w:t>
       </w:r>
     </w:p>
     <w:p>
@@ -1740,7 +1740,7 @@
           <w:sz w:val="22"/>
           <w:szCs w:val="22"/>
         </w:rPr>
-        <w:t xml:space="preserve">Utilizar el sistema o los datos gestionados en él para recolección masiva de información con fines no académicos.</w:t>
+        <w:t>Utilizar el sistema o los datos gestionados en él para recolección masiva de información con fines no académicos.</w:t>
       </w:r>
     </w:p>
     <w:p>
@@ -2039,7 +2039,7 @@
           <w:sz w:val="22"/>
           <w:szCs w:val="22"/>
         </w:rPr>
-        <w:t xml:space="preserve">Vencido el período de garantía, cualquier servicio adicional de soporte técnico, mantenimiento evolutivo, actualizaciones de versión o nuevas funcionalidades deberá ser objeto de un acuerdo separado entre las partes, con las condiciones económicas y técnicas que en ese momento se pacten. La gratuidad establecida en esta cláusula no se extiende automáticamente a dichos servicios futuros.</w:t>
+        <w:t>Vencido el período de garantía, cualquier servicio adicional de soporte técnico, mantenimiento evolutivo, actualizaciones de versión o nuevas funcionalidades deberá ser objeto de un acuerdo separado entre las partes, con las condiciones económicas y técnicas que en ese momento se pacten. La gratuidad establecida en está cláusula no se extiende automáticamente a dichos servicios futuros.</w:t>
       </w:r>
     </w:p>
     <w:p>
@@ -2211,7 +2211,7 @@
           <w:sz w:val="22"/>
           <w:szCs w:val="22"/>
         </w:rPr>
-        <w:t xml:space="preserve">LA DESARROLLADORA, Lorena Roa Rivera, conserva en todo momento la titularidad exclusiva e irrevocable de los derechos de propiedad intelectual sobre el software SARC, incluyendo, sin limitación: el código fuente en todas sus versiones, la arquitectura del sistema, los algoritmos y lógicas de negocio, los diseños de interfaz gráfica, los modelos de base de datos y cualquier documentación técnica asociada. La presente licencia no implica cesión, transferencia, renuncia ni constitución de ningún derecho real sobre dichas creaciones intelectuales.</w:t>
+        <w:t>LA DESARROLLADORA, Lorena Roa Rivera, conserva en todo momento la titularidad exclusiva e irrevocable de los derechos de propiedad intelectual sobre el software SARC, incluyendo, sin limitación: el código fuente en todas sus versiónes, la arquitectura del sistema, los algoritmos y lógicas de negocio, los diseños de interfaz gráfica, los modelos de base de datos y cualquier documentación técnica asociada. La presente licencia no implica cesión, transferencia, renuncia ni constitución de ningún derecho real sobre dichas creaciónes intelectuales.</w:t>
       </w:r>
     </w:p>
     <w:p>
@@ -2337,7 +2337,7 @@
           <w:sz w:val="22"/>
           <w:szCs w:val="22"/>
         </w:rPr>
-        <w:t xml:space="preserve">Ambas partes se obligan a mantener la más estricta confidencialidad sobre toda información técnica, académica, funcional o institucional que sea compartida en el marco del presente contrato. Esta obligación se extiende a sus colaboradores, funcionarios, estudiantes y terceros vinculados, y subsistirá por un período de tres (3) años después de la terminación del contrato, independientemente de la causa.</w:t>
+        <w:t>Ambas partes se obligan a mantener la más estricta confidencialidad sobre toda información técnica, académica, funcional o institucional que sea compartida en el marco del presente contrato. Está obligación se extiende a sus colaboradores, funcionarios, estudiantes y terceros vinculados, y subsistirá por un período de tres (3) años después de la terminación del contrato, independientemente de la causa.</w:t>
       </w:r>
     </w:p>
     <w:p>
@@ -2394,7 +2394,7 @@
           <w:sz w:val="22"/>
           <w:szCs w:val="22"/>
         </w:rPr>
-        <w:t xml:space="preserve">Queda exceptuada de esta obligación la información que deba revelarse por mandato legal o decisión de autoridad judicial competente, en cuyo caso la parte requerida notificará a la otra con la mayor anticipación posible.</w:t>
+        <w:t>Queda exceptuada de está obligación la información que deba revelarse por mandato legal o decisión de autoridad judicial competente, en cuyo caso la parte requerida notificará a la otra con la mayor anticipación posible.</w:t>
       </w:r>
     </w:p>
     <w:p>
@@ -2495,7 +2495,7 @@
           <w:sz w:val="22"/>
           <w:szCs w:val="22"/>
         </w:rPr>
-        <w:t xml:space="preserve">LA DESARROLLADORA garantiza que el software SARC, versión 1.0.0, cumple con las funcionalidades descritas en la Cláusula Tercera y con los requisitos funcionales y no funcionales establecidos en el documento de especificación de requisitos de software (SRS) elaborado bajo el estándar IEEE 830. Esta garantía tiene una vigencia de seis (6) meses contados desde la fecha de entrega formal y documentada del sistema.</w:t>
+        <w:t>LA DESARROLLADORA garantiza que el software SARC, versión 1.0.0, cumple con las funcionalidades descritas en la Cláusula Tercera y con los requisitos funcionales y no funcionales establecidos en el documento de especificación de requisitos de software (SRS) elaborado bajo el estándar IEEE 830. Está garantía tiene una vigencia de seis (6) meses contados desde la fecha de entrega formal y documentada del sistema.</w:t>
       </w:r>
     </w:p>
     <w:p>
@@ -2617,7 +2617,7 @@
           <w:sz w:val="22"/>
           <w:szCs w:val="22"/>
         </w:rPr>
-        <w:t xml:space="preserve">Orientación sobre el uso correcto de las funcionalidades del sistema, mediante respuesta escrita documentada.</w:t>
+        <w:t>Orientación sobre el uso correcto de las funcionalidades del sistema, mediante respuestá escrita documentada.</w:t>
       </w:r>
     </w:p>
     <w:p>
@@ -2763,7 +2763,7 @@
           <w:sz w:val="22"/>
           <w:szCs w:val="22"/>
         </w:rPr>
-        <w:t xml:space="preserve">Criticidad MEDIA (P2): Incidentes que afectan parcialmente una funcionalidad relevante del sistema, sin impedir su operación general. Ejemplos: módulo de recomendaciones con resultados incorrectos, errores de inscripción que afectan a grupos de usuarios, reportes PDF con información incompleta.</w:t>
+        <w:t>Criticidad MEDIA (P2): Incidentes que afectan parcialmente una funcionalidad relevante del sistema, sin impedir su operación general. Ejemplos: módulo de recomendaciones con resultados incorrectos, errores de inscripción que afectan a grupos de usuarios, reportes PDF con información incompleta.</w:t>
       </w:r>
     </w:p>
     <w:p>
@@ -2810,7 +2810,7 @@
           <w:sz w:val="22"/>
           <w:szCs w:val="22"/>
         </w:rPr>
-        <w:t xml:space="preserve">7.4.2. Tiempos de Respuesta y Solución</w:t>
+        <w:t>7.4.2. Tiempos de Respuestá y Solución</w:t>
       </w:r>
     </w:p>
     <w:p>
@@ -3607,7 +3607,7 @@
           <w:sz w:val="22"/>
           <w:szCs w:val="22"/>
         </w:rPr>
-        <w:t xml:space="preserve">Todo incidente deberá ser reportado mediante correo electrónico al canal de soporte habilitado, indicando: descripción detallada del problema, capturas de pantalla o evidencias relevantes, nivel de criticidad estimado por LA INSTITUCIÓN, y datos del responsable técnico que reporta. LA DESARROLLADORA acusará recibo del reporte dentro del tiempo de respuesta establecido y comunicará el diagnóstico preliminar y plan de acción en el mismo plazo.</w:t>
+        <w:t>Todo incidente deberá ser reportado mediante correo electrónico al canal de soporte habilitado, indicando: descripción detallada del problema, capturas de pantalla o evidencias relevantes, nivel de criticidad estimado por LA INSTITUCIÓN, y datos del responsable técnico que reporta. LA DESARROLLADORA acusará recibo del reporte dentro del tiempo de respuestá establecido y comunicará el diagnóstico preliminar y plan de acción en el mismo plazo.</w:t>
       </w:r>
     </w:p>
     <w:p>
@@ -4106,7 +4106,7 @@
           <w:sz w:val="22"/>
           <w:szCs w:val="22"/>
         </w:rPr>
-        <w:t xml:space="preserve">Proteger la información y los datos personales de los estudiantes gestionados a través del SARC, conforme a la Ley 1581 de 2012 y demás normas aplicables.</w:t>
+        <w:t>Proteger la información y los datos personales de los estudiantes gestionados a través del SARC, conforme a la Ley 1581 de 2012 y demás normas aplicables.</w:t>
       </w:r>
     </w:p>
     <w:p>
@@ -4689,7 +4689,7 @@
           <w:sz w:val="22"/>
           <w:szCs w:val="22"/>
         </w:rPr>
-        <w:t xml:space="preserve">Gestionar y mantener copias de seguridad periódicas de los datos académicos almacenados en Firebase, con una frecuencia mínima semanal, ya sea mediante exportaciones manuales o las herramientas de respaldo disponibles en la plataforma Firebase, garantizando su almacenamiento en entornos seguros y su recuperabilidad.</w:t>
+        <w:t>Gestionar y mantener copias de seguridad periódicas de los datos académicos almacenados en Firebase, con una frecuencia mínima semanal, ya sea mediante exportaciones manuales o las herramientas de respaldo disponibles en la plataforma Firebase, garantizando su almacenamiento en entornos seguros y su recuperabilidad.</w:t>
       </w:r>
     </w:p>
     <w:p>
